--- a/fixtures/docx/rev-section.docx
+++ b/fixtures/docx/rev-section.docx
@@ -5,7 +5,7 @@
     <w:p>
       <w:pPr>
         <w:rPr>
-          <w:ins w:id="0" w:author="Author A" w:date="2026-10-11T15:20:00Z" w16du:dateUtc="2026-10-11T14:20:00Z"/>
+          <w:ins w:id="0" w:author="Author A" w:date="2026-10-11T18:21:00Z" w16du:dateUtc="2026-10-11T17:21:00Z"/>
         </w:rPr>
         <w:sectPr>
           <w:pgSz w:w="16838" w:h="11906" w:orient="landscape"/>
@@ -29,7 +29,7 @@
       <w:pgMar w:top="1440" w:right="1440" w:bottom="1440" w:left="1800" w:header="708" w:footer="708" w:gutter="0"/>
       <w:cols w:space="708"/>
       <w:docGrid w:linePitch="360"/>
-      <w:sectPrChange w:id="1" w:author="Author A" w:date="2026-10-11T15:20:00Z" w16du:dateUtc="2026-10-11T14:20:00Z">
+      <w:sectPrChange w:id="1" w:author="Author A" w:date="2026-10-11T18:21:00Z" w16du:dateUtc="2026-10-11T17:21:00Z">
         <w:sectPr>
           <w:pgSz w:w="11906" w:h="16838" w:orient="portrait"/>
           <w:pgMar w:top="1440" w:right="1440" w:bottom="1440" w:left="1440" w:header="708" w:footer="708" w:gutter="0"/>
@@ -456,7 +456,7 @@
     <w:link w:val="Heading1Char"/>
     <w:uiPriority w:val="9"/>
     <w:qFormat/>
-    <w:rsid w:val="00581CC8"/>
+    <w:rsid w:val="00C41879"/>
     <w:pPr>
       <w:keepNext/>
       <w:keepLines/>
@@ -479,7 +479,7 @@
     <w:semiHidden/>
     <w:unhideWhenUsed/>
     <w:qFormat/>
-    <w:rsid w:val="00581CC8"/>
+    <w:rsid w:val="00C41879"/>
     <w:pPr>
       <w:keepNext/>
       <w:keepLines/>
@@ -502,7 +502,7 @@
     <w:semiHidden/>
     <w:unhideWhenUsed/>
     <w:qFormat/>
-    <w:rsid w:val="00581CC8"/>
+    <w:rsid w:val="00C41879"/>
     <w:pPr>
       <w:keepNext/>
       <w:keepLines/>
@@ -525,7 +525,7 @@
     <w:semiHidden/>
     <w:unhideWhenUsed/>
     <w:qFormat/>
-    <w:rsid w:val="00581CC8"/>
+    <w:rsid w:val="00C41879"/>
     <w:pPr>
       <w:keepNext/>
       <w:keepLines/>
@@ -548,7 +548,7 @@
     <w:semiHidden/>
     <w:unhideWhenUsed/>
     <w:qFormat/>
-    <w:rsid w:val="00581CC8"/>
+    <w:rsid w:val="00C41879"/>
     <w:pPr>
       <w:keepNext/>
       <w:keepLines/>
@@ -569,7 +569,7 @@
     <w:semiHidden/>
     <w:unhideWhenUsed/>
     <w:qFormat/>
-    <w:rsid w:val="00581CC8"/>
+    <w:rsid w:val="00C41879"/>
     <w:pPr>
       <w:keepNext/>
       <w:keepLines/>
@@ -592,7 +592,7 @@
     <w:semiHidden/>
     <w:unhideWhenUsed/>
     <w:qFormat/>
-    <w:rsid w:val="00581CC8"/>
+    <w:rsid w:val="00C41879"/>
     <w:pPr>
       <w:keepNext/>
       <w:keepLines/>
@@ -613,7 +613,7 @@
     <w:semiHidden/>
     <w:unhideWhenUsed/>
     <w:qFormat/>
-    <w:rsid w:val="00581CC8"/>
+    <w:rsid w:val="00C41879"/>
     <w:pPr>
       <w:keepNext/>
       <w:keepLines/>
@@ -636,7 +636,7 @@
     <w:semiHidden/>
     <w:unhideWhenUsed/>
     <w:qFormat/>
-    <w:rsid w:val="00581CC8"/>
+    <w:rsid w:val="00C41879"/>
     <w:pPr>
       <w:keepNext/>
       <w:keepLines/>
@@ -680,7 +680,7 @@
     <w:basedOn w:val="DefaultParagraphFont"/>
     <w:link w:val="Heading1"/>
     <w:uiPriority w:val="9"/>
-    <w:rsid w:val="00581CC8"/>
+    <w:rsid w:val="00C41879"/>
     <w:rPr>
       <w:rFonts w:asciiTheme="majorHAnsi" w:eastAsiaTheme="majorEastAsia" w:hAnsiTheme="majorHAnsi" w:cstheme="majorBidi"/>
       <w:color w:val="2F5496" w:themeColor="accent1" w:themeShade="BF"/>
@@ -694,7 +694,7 @@
     <w:link w:val="Heading2"/>
     <w:uiPriority w:val="9"/>
     <w:semiHidden/>
-    <w:rsid w:val="00581CC8"/>
+    <w:rsid w:val="00C41879"/>
     <w:rPr>
       <w:rFonts w:asciiTheme="majorHAnsi" w:eastAsiaTheme="majorEastAsia" w:hAnsiTheme="majorHAnsi" w:cstheme="majorBidi"/>
       <w:color w:val="2F5496" w:themeColor="accent1" w:themeShade="BF"/>
@@ -708,7 +708,7 @@
     <w:link w:val="Heading3"/>
     <w:uiPriority w:val="9"/>
     <w:semiHidden/>
-    <w:rsid w:val="00581CC8"/>
+    <w:rsid w:val="00C41879"/>
     <w:rPr>
       <w:rFonts w:eastAsiaTheme="majorEastAsia" w:cstheme="majorBidi"/>
       <w:color w:val="2F5496" w:themeColor="accent1" w:themeShade="BF"/>
@@ -722,7 +722,7 @@
     <w:link w:val="Heading4"/>
     <w:uiPriority w:val="9"/>
     <w:semiHidden/>
-    <w:rsid w:val="00581CC8"/>
+    <w:rsid w:val="00C41879"/>
     <w:rPr>
       <w:rFonts w:eastAsiaTheme="majorEastAsia" w:cstheme="majorBidi"/>
       <w:i/>
@@ -736,7 +736,7 @@
     <w:link w:val="Heading5"/>
     <w:uiPriority w:val="9"/>
     <w:semiHidden/>
-    <w:rsid w:val="00581CC8"/>
+    <w:rsid w:val="00C41879"/>
     <w:rPr>
       <w:rFonts w:eastAsiaTheme="majorEastAsia" w:cstheme="majorBidi"/>
       <w:color w:val="2F5496" w:themeColor="accent1" w:themeShade="BF"/>
@@ -748,7 +748,7 @@
     <w:link w:val="Heading6"/>
     <w:uiPriority w:val="9"/>
     <w:semiHidden/>
-    <w:rsid w:val="00581CC8"/>
+    <w:rsid w:val="00C41879"/>
     <w:rPr>
       <w:rFonts w:eastAsiaTheme="majorEastAsia" w:cstheme="majorBidi"/>
       <w:i/>
@@ -762,7 +762,7 @@
     <w:link w:val="Heading7"/>
     <w:uiPriority w:val="9"/>
     <w:semiHidden/>
-    <w:rsid w:val="00581CC8"/>
+    <w:rsid w:val="00C41879"/>
     <w:rPr>
       <w:rFonts w:eastAsiaTheme="majorEastAsia" w:cstheme="majorBidi"/>
       <w:color w:val="595959" w:themeColor="text1" w:themeTint="A6"/>
@@ -774,7 +774,7 @@
     <w:link w:val="Heading8"/>
     <w:uiPriority w:val="9"/>
     <w:semiHidden/>
-    <w:rsid w:val="00581CC8"/>
+    <w:rsid w:val="00C41879"/>
     <w:rPr>
       <w:rFonts w:eastAsiaTheme="majorEastAsia" w:cstheme="majorBidi"/>
       <w:i/>
@@ -788,7 +788,7 @@
     <w:link w:val="Heading9"/>
     <w:uiPriority w:val="9"/>
     <w:semiHidden/>
-    <w:rsid w:val="00581CC8"/>
+    <w:rsid w:val="00C41879"/>
     <w:rPr>
       <w:rFonts w:eastAsiaTheme="majorEastAsia" w:cstheme="majorBidi"/>
       <w:color w:val="272727" w:themeColor="text1" w:themeTint="D8"/>
@@ -801,7 +801,7 @@
     <w:link w:val="TitleChar"/>
     <w:uiPriority w:val="10"/>
     <w:qFormat/>
-    <w:rsid w:val="00581CC8"/>
+    <w:rsid w:val="00C41879"/>
     <w:pPr>
       <w:spacing w:after="80" w:line="240" w:lineRule="auto"/>
       <w:contextualSpacing/>
@@ -819,7 +819,7 @@
     <w:basedOn w:val="DefaultParagraphFont"/>
     <w:link w:val="Title"/>
     <w:uiPriority w:val="10"/>
-    <w:rsid w:val="00581CC8"/>
+    <w:rsid w:val="00C41879"/>
     <w:rPr>
       <w:rFonts w:asciiTheme="majorHAnsi" w:eastAsiaTheme="majorEastAsia" w:hAnsiTheme="majorHAnsi" w:cstheme="majorBidi"/>
       <w:spacing w:val="-10"/>
@@ -835,7 +835,7 @@
     <w:link w:val="SubtitleChar"/>
     <w:uiPriority w:val="11"/>
     <w:qFormat/>
-    <w:rsid w:val="00581CC8"/>
+    <w:rsid w:val="00C41879"/>
     <w:pPr>
       <w:numPr>
         <w:ilvl w:val="1"/>
@@ -854,7 +854,7 @@
     <w:basedOn w:val="DefaultParagraphFont"/>
     <w:link w:val="Subtitle"/>
     <w:uiPriority w:val="11"/>
-    <w:rsid w:val="00581CC8"/>
+    <w:rsid w:val="00C41879"/>
     <w:rPr>
       <w:rFonts w:eastAsiaTheme="majorEastAsia" w:cstheme="majorBidi"/>
       <w:color w:val="595959" w:themeColor="text1" w:themeTint="A6"/>
@@ -870,7 +870,7 @@
     <w:link w:val="QuoteChar"/>
     <w:uiPriority w:val="29"/>
     <w:qFormat/>
-    <w:rsid w:val="00581CC8"/>
+    <w:rsid w:val="00C41879"/>
     <w:pPr>
       <w:spacing w:before="160"/>
       <w:jc w:val="center"/>
@@ -886,7 +886,7 @@
     <w:basedOn w:val="DefaultParagraphFont"/>
     <w:link w:val="Quote"/>
     <w:uiPriority w:val="29"/>
-    <w:rsid w:val="00581CC8"/>
+    <w:rsid w:val="00C41879"/>
     <w:rPr>
       <w:i/>
       <w:iCs/>
@@ -898,7 +898,7 @@
     <w:basedOn w:val="Normal"/>
     <w:uiPriority w:val="34"/>
     <w:qFormat/>
-    <w:rsid w:val="00581CC8"/>
+    <w:rsid w:val="00C41879"/>
     <w:pPr>
       <w:ind w:left="720"/>
       <w:contextualSpacing/>
@@ -909,7 +909,7 @@
     <w:basedOn w:val="DefaultParagraphFont"/>
     <w:uiPriority w:val="21"/>
     <w:qFormat/>
-    <w:rsid w:val="00581CC8"/>
+    <w:rsid w:val="00C41879"/>
     <w:rPr>
       <w:i/>
       <w:iCs/>
@@ -923,7 +923,7 @@
     <w:link w:val="IntenseQuoteChar"/>
     <w:uiPriority w:val="30"/>
     <w:qFormat/>
-    <w:rsid w:val="00581CC8"/>
+    <w:rsid w:val="00C41879"/>
     <w:pPr>
       <w:pBdr>
         <w:top w:val="single" w:sz="4" w:space="10" w:color="2F5496" w:themeColor="accent1" w:themeShade="BF"/>
@@ -944,7 +944,7 @@
     <w:basedOn w:val="DefaultParagraphFont"/>
     <w:link w:val="IntenseQuote"/>
     <w:uiPriority w:val="30"/>
-    <w:rsid w:val="00581CC8"/>
+    <w:rsid w:val="00C41879"/>
     <w:rPr>
       <w:i/>
       <w:iCs/>
@@ -956,7 +956,7 @@
     <w:basedOn w:val="DefaultParagraphFont"/>
     <w:uiPriority w:val="32"/>
     <w:qFormat/>
-    <w:rsid w:val="00581CC8"/>
+    <w:rsid w:val="00C41879"/>
     <w:rPr>
       <w:b/>
       <w:bCs/>
@@ -970,7 +970,7 @@
     <w:hidden/>
     <w:uiPriority w:val="99"/>
     <w:semiHidden/>
-    <w:rsid w:val="00581CC8"/>
+    <w:rsid w:val="00C41879"/>
     <w:pPr>
       <w:spacing w:after="0" w:line="240" w:lineRule="auto"/>
     </w:pPr>
